--- a/klagomål/A 27727-2024 FSC-klagomål.docx
+++ b/klagomål/A 27727-2024 FSC-klagomål.docx
@@ -1220,7 +1220,7 @@
     <w:r>
       <w:tab/>
       <w:tab/>
-      <w:t>2026-09-14</w:t>
+      <w:t>2026-09-15</w:t>
       <w:br/>
       <w:br/>
     </w:r>

--- a/klagomål/A 27727-2024 FSC-klagomål.docx
+++ b/klagomål/A 27727-2024 FSC-klagomål.docx
@@ -1220,7 +1220,7 @@
     <w:r>
       <w:tab/>
       <w:tab/>
-      <w:t>2026-09-15</w:t>
+      <w:t>2026-09-16</w:t>
       <w:br/>
       <w:br/>
     </w:r>

--- a/klagomål/A 27727-2024 FSC-klagomål.docx
+++ b/klagomål/A 27727-2024 FSC-klagomål.docx
@@ -1220,7 +1220,7 @@
     <w:r>
       <w:tab/>
       <w:tab/>
-      <w:t>2026-09-16</w:t>
+      <w:t>2026-09-17</w:t>
       <w:br/>
       <w:br/>
     </w:r>

--- a/klagomål/A 27727-2024 FSC-klagomål.docx
+++ b/klagomål/A 27727-2024 FSC-klagomål.docx
@@ -1220,7 +1220,7 @@
     <w:r>
       <w:tab/>
       <w:tab/>
-      <w:t>2026-09-17</w:t>
+      <w:t>2026-09-18</w:t>
       <w:br/>
       <w:br/>
     </w:r>

--- a/klagomål/A 27727-2024 FSC-klagomål.docx
+++ b/klagomål/A 27727-2024 FSC-klagomål.docx
@@ -1220,7 +1220,7 @@
     <w:r>
       <w:tab/>
       <w:tab/>
-      <w:t>2026-09-18</w:t>
+      <w:t>2026-09-19</w:t>
       <w:br/>
       <w:br/>
     </w:r>

--- a/klagomål/A 27727-2024 FSC-klagomål.docx
+++ b/klagomål/A 27727-2024 FSC-klagomål.docx
@@ -1220,7 +1220,7 @@
     <w:r>
       <w:tab/>
       <w:tab/>
-      <w:t>2026-09-19</w:t>
+      <w:t>2026-09-21</w:t>
       <w:br/>
       <w:br/>
     </w:r>

--- a/klagomål/A 27727-2024 FSC-klagomål.docx
+++ b/klagomål/A 27727-2024 FSC-klagomål.docx
@@ -1220,7 +1220,7 @@
     <w:r>
       <w:tab/>
       <w:tab/>
-      <w:t>2026-09-21</w:t>
+      <w:t>2026-09-23</w:t>
       <w:br/>
       <w:br/>
     </w:r>

--- a/klagomål/A 27727-2024 FSC-klagomål.docx
+++ b/klagomål/A 27727-2024 FSC-klagomål.docx
@@ -1220,7 +1220,7 @@
     <w:r>
       <w:tab/>
       <w:tab/>
-      <w:t>2026-09-23</w:t>
+      <w:t>2026-09-24</w:t>
       <w:br/>
       <w:br/>
     </w:r>

--- a/klagomål/A 27727-2024 FSC-klagomål.docx
+++ b/klagomål/A 27727-2024 FSC-klagomål.docx
@@ -1220,7 +1220,7 @@
     <w:r>
       <w:tab/>
       <w:tab/>
-      <w:t>2026-09-24</w:t>
+      <w:t>2026-09-25</w:t>
       <w:br/>
       <w:br/>
     </w:r>

--- a/klagomål/A 27727-2024 FSC-klagomål.docx
+++ b/klagomål/A 27727-2024 FSC-klagomål.docx
@@ -1220,7 +1220,7 @@
     <w:r>
       <w:tab/>
       <w:tab/>
-      <w:t>2026-09-25</w:t>
+      <w:t>2026-09-26</w:t>
       <w:br/>
       <w:br/>
     </w:r>

--- a/klagomål/A 27727-2024 FSC-klagomål.docx
+++ b/klagomål/A 27727-2024 FSC-klagomål.docx
@@ -1220,7 +1220,7 @@
     <w:r>
       <w:tab/>
       <w:tab/>
-      <w:t>2026-09-26</w:t>
+      <w:t>2026-09-27</w:t>
       <w:br/>
       <w:br/>
     </w:r>

--- a/klagomål/A 27727-2024 FSC-klagomål.docx
+++ b/klagomål/A 27727-2024 FSC-klagomål.docx
@@ -1220,7 +1220,7 @@
     <w:r>
       <w:tab/>
       <w:tab/>
-      <w:t>2026-09-27</w:t>
+      <w:t>2026-09-28</w:t>
       <w:br/>
       <w:br/>
     </w:r>

--- a/klagomål/A 27727-2024 FSC-klagomål.docx
+++ b/klagomål/A 27727-2024 FSC-klagomål.docx
@@ -1220,7 +1220,7 @@
     <w:r>
       <w:tab/>
       <w:tab/>
-      <w:t>2026-09-28</w:t>
+      <w:t>2026-09-29</w:t>
       <w:br/>
       <w:br/>
     </w:r>

--- a/klagomål/A 27727-2024 FSC-klagomål.docx
+++ b/klagomål/A 27727-2024 FSC-klagomål.docx
@@ -1220,7 +1220,7 @@
     <w:r>
       <w:tab/>
       <w:tab/>
-      <w:t>2026-09-29</w:t>
+      <w:t>2026-09-30</w:t>
       <w:br/>
       <w:br/>
     </w:r>

--- a/klagomål/A 27727-2024 FSC-klagomål.docx
+++ b/klagomål/A 27727-2024 FSC-klagomål.docx
@@ -1220,7 +1220,7 @@
     <w:r>
       <w:tab/>
       <w:tab/>
-      <w:t>2026-09-30</w:t>
+      <w:t>2026-10-01</w:t>
       <w:br/>
       <w:br/>
     </w:r>

--- a/klagomål/A 27727-2024 FSC-klagomål.docx
+++ b/klagomål/A 27727-2024 FSC-klagomål.docx
@@ -1220,7 +1220,7 @@
     <w:r>
       <w:tab/>
       <w:tab/>
-      <w:t>2026-10-01</w:t>
+      <w:t>2026-10-02</w:t>
       <w:br/>
       <w:br/>
     </w:r>

--- a/klagomål/A 27727-2024 FSC-klagomål.docx
+++ b/klagomål/A 27727-2024 FSC-klagomål.docx
@@ -1220,7 +1220,7 @@
     <w:r>
       <w:tab/>
       <w:tab/>
-      <w:t>2026-10-02</w:t>
+      <w:t>2026-10-03</w:t>
       <w:br/>
       <w:br/>
     </w:r>

--- a/klagomål/A 27727-2024 FSC-klagomål.docx
+++ b/klagomål/A 27727-2024 FSC-klagomål.docx
@@ -221,7 +221,7 @@
     </w:p>
     <w:p>
       <w:r>
-        <w:t>I och inom 24 meter från avverkningsanmälan finns fynd av 11 naturvårdsarter, varav 6 är rödlistade, 5 är fridlysta, 9 är typiska (T) och 2 är signalarter (S): ekticka (NT, T), mindre hackspett (NT, T, §4), oxtungssvamp (NT), tallticka (NT, T), talltita (NT, §4), ullticka (NT, T), blåmossa (S, T), rostfläck (S, T), blåsippa (T, §9), mattlummer (T, §9) och spillkråka (T, §4). Se Figur 1.</w:t>
+        <w:t>I och inom 24 meter från avverkningsanmälan finns fynd av 12 naturvårdsarter, varav 6 är rödlistade, 5 är fridlysta, 10 är typiska (T) och 2 är signalarter (S): ekticka (NT, T), mindre hackspett (NT, T, §4), oxtungssvamp (NT), tallticka (NT, T), talltita (NT, §4), ullticka (NT, T), blåmossa (S, T), rostfläck (S, T), blåsippa (T, §9), mattlummer (T, §9), skriftlav (T) och spillkråka (T, §4). Se Figur 1.</w:t>
       </w:r>
     </w:p>
     <w:p>
@@ -497,6 +497,26 @@
         <w:rPr>
           <w:b/>
         </w:rPr>
+        <w:t>Skriftlav</w:t>
+      </w:r>
+      <w:r>
+        <w:t xml:space="preserve"> är typisk art för </w:t>
+      </w:r>
+      <w:r>
+        <w:rPr>
+          <w:i/>
+        </w:rPr>
+        <w:t xml:space="preserve">9190 Näringsfattig ekskog </w:t>
+      </w:r>
+      <w:r>
+        <w:t>(SLU Artdatabanken, 2025).</w:t>
+      </w:r>
+    </w:p>
+    <w:p>
+      <w:r>
+        <w:rPr>
+          <w:b/>
+        </w:rPr>
         <w:t>Spillkråka (§4)</w:t>
       </w:r>
       <w:r>
@@ -627,7 +647,7 @@
         <w:rPr>
           <w:i/>
         </w:rPr>
-        <w:t>I det avverkningsanmälda skogsområdet har 11 naturvårdsarter varav 6 rödlistade arter sina livsmiljöer och växtplatser.</w:t>
+        <w:t>I det avverkningsanmälda skogsområdet har 12 naturvårdsarter varav 6 rödlistade arter sina livsmiljöer och växtplatser.</w:t>
       </w:r>
     </w:p>
     <w:p>
@@ -1220,7 +1240,7 @@
     <w:r>
       <w:tab/>
       <w:tab/>
-      <w:t>2026-10-03</w:t>
+      <w:t>2026-10-04</w:t>
       <w:br/>
       <w:br/>
     </w:r>

--- a/klagomål/A 27727-2024 FSC-klagomål.docx
+++ b/klagomål/A 27727-2024 FSC-klagomål.docx
@@ -1240,7 +1240,7 @@
     <w:r>
       <w:tab/>
       <w:tab/>
-      <w:t>2026-10-04</w:t>
+      <w:t>2026-10-05</w:t>
       <w:br/>
       <w:br/>
     </w:r>

--- a/klagomål/A 27727-2024 FSC-klagomål.docx
+++ b/klagomål/A 27727-2024 FSC-klagomål.docx
@@ -221,7 +221,7 @@
     </w:p>
     <w:p>
       <w:r>
-        <w:t>I och inom 24 meter från avverkningsanmälan finns fynd av 12 naturvårdsarter, varav 6 är rödlistade, 5 är fridlysta, 10 är typiska (T) och 2 är signalarter (S): ekticka (NT, T), mindre hackspett (NT, T, §4), oxtungssvamp (NT), tallticka (NT, T), talltita (NT, §4), ullticka (NT, T), blåmossa (S, T), rostfläck (S, T), blåsippa (T, §9), mattlummer (T, §9), skriftlav (T) och spillkråka (T, §4). Se Figur 1.</w:t>
+        <w:t>I och inom 24 meter från avverkningsanmälan finns fynd av 17 naturvårdsarter, varav 7 är rödlistade, 9 är fridlysta, 15 är typiska (T) och 3 är signalarter (S): ekticka (NT, T), entita (NT, T, §4), mindre hackspett (NT, T, §4), oxtungssvamp (NT), tallticka (NT, T), talltita (NT, §4), ullticka (NT, T), blåmossa (S, T), grön sköldmossa (S, T, §8), rostfläck (S, T), bergfink (T, §4), blåsippa (T, §9), mattlummer (T, §9), skriftlav (T), spillkråka (T, §4), timmerticka (T) och tofsmes (T, §4). Se Figur 1.</w:t>
       </w:r>
     </w:p>
     <w:p>
@@ -272,6 +272,26 @@
         <w:rPr>
           <w:b/>
         </w:rPr>
+        <w:t>Entita (NT, §4)</w:t>
+      </w:r>
+      <w:r>
+        <w:t xml:space="preserve">, rödlistad som nära hotad och prioriterad art i Skogsvårdslagen, har häckningsrevir i anmälan. Minskningstakten innevarande 10-årsperiod beräknas till 20 (10–30) % och bedöms vara nära gränsvärdet för Sårbar (VU). Entitan är ortstrogen och reviret är i genomsnitt omkring 5 hektar, ibland uppåt 20 hektar stort. Entitan är en utpräglad lövskogsfågel som föredrar flerskiktade, gärna högvuxna skogar med inslag av äldre träd och välutvecklat buskskikt. Även alkärr med videsnår hör till de miljöer som utnyttjas. Arten häckar ofta i skogar som är svagt eller inte alls påverkade av skogsbruk, ofta rör det sig om värdekärnor med höga naturvärden. Entitan missgynnas av konventionellt skogsbruk och dess ortstrohet och dåliga spridningsförmåga gör den känslig för fragmentering. Entita är typisk art för </w:t>
+      </w:r>
+      <w:r>
+        <w:rPr>
+          <w:i/>
+        </w:rPr>
+        <w:t>9080 Lövsumpskog</w:t>
+      </w:r>
+      <w:r>
+        <w:t xml:space="preserve"> (Skogsstyrelsen, 2016, SLU Artdatabanken, 2021).</w:t>
+      </w:r>
+    </w:p>
+    <w:p>
+      <w:r>
+        <w:rPr>
+          <w:b/>
+        </w:rPr>
         <w:t>Mindre hackspett (NT, §4)</w:t>
       </w:r>
       <w:r>
@@ -428,6 +448,35 @@
         <w:rPr>
           <w:b/>
         </w:rPr>
+        <w:t>Grön sköldmossa (§8)</w:t>
+      </w:r>
+      <w:r>
+        <w:t xml:space="preserve"> är typisk art för </w:t>
+      </w:r>
+      <w:r>
+        <w:rPr>
+          <w:i/>
+        </w:rPr>
+        <w:t xml:space="preserve">9010 Taiga </w:t>
+      </w:r>
+      <w:r>
+        <w:t>och</w:t>
+      </w:r>
+      <w:r>
+        <w:rPr>
+          <w:i/>
+        </w:rPr>
+        <w:t xml:space="preserve"> 9750 Svämlövskog</w:t>
+      </w:r>
+      <w:r>
+        <w:t xml:space="preserve"> och omfattas av EU:s art- och habitatdirektiv bilaga 2 vilket innebär att det finns ett uttalat intresse inom Europeiska unionen att bevara arten. Grön sköldmossa kräver skog som har ett speciellt mikroklimat med hög och jämn luftfuktighet i kombination med rik tillgång på död ved (Nitare &amp; Skogsstyrelsen, 2019; SLU Artdatabanken, 2025). I praktiken handlar det om åtminstone 50 meter med skyddande skog för att undvika uttorkning av marken (Hallingbäck, personligt meddelande 2022-02-24). Grön sköldmossa är en ansvarsart för Sverige då en särskilt stor andel av Europas population finns i landet. Mark- och miljööverdomstolen (MÖD) har i mål nr M 2019-20 (18 februari 2019) slagit fast att grön sköldmossa (§8) är dispenspliktig och att exemplar av arten inte får skadas utan dispens (MÖD, mål nr M 2019-20).</w:t>
+      </w:r>
+    </w:p>
+    <w:p>
+      <w:r>
+        <w:rPr>
+          <w:b/>
+        </w:rPr>
         <w:t xml:space="preserve">Rostfläck </w:t>
       </w:r>
       <w:r>
@@ -448,6 +497,26 @@
         <w:rPr>
           <w:b/>
         </w:rPr>
+        <w:t>Bergfink (§4)</w:t>
+      </w:r>
+      <w:r>
+        <w:t xml:space="preserve"> häckar i barr- och blandskog samt i fjällbjörkskog. Den förekommer i Norrland, västra Dalarna och norra Värmland samt sparsamt till sällsynt vidare söderut till mellersta Värmland, norra Västmanland och södra Gästrikland. Bergfink är typisk art för </w:t>
+      </w:r>
+      <w:r>
+        <w:rPr>
+          <w:i/>
+        </w:rPr>
+        <w:t>9040 Fjällbjörkskog</w:t>
+      </w:r>
+      <w:r>
+        <w:t xml:space="preserve"> (SLU Artdatabanken, 2025).</w:t>
+      </w:r>
+    </w:p>
+    <w:p>
+      <w:r>
+        <w:rPr>
+          <w:b/>
+        </w:rPr>
         <w:t>Blåsippa (§9)</w:t>
       </w:r>
       <w:r>
@@ -539,6 +608,55 @@
       </w:r>
       <w:r>
         <w:t>. Den behöver grova träd, främst tall, asp och bok som boträd. Skogsbruk med korta omloppstider och täta, homogena ungskogar utgör det största hotet. Spillkråka är en nyckelart i skogliga miljöer vars övergivna bohål utnyttjas av flera andra hålhäckande fågelarter och fladdermöss, däribland pärluggla (EN, §4), knipa (§4), salskrake (§4) och skogsduva (§4). Hökuggla (VU, §4) och slaguggla (§4) häckar ofta i högstubbar som brutits av i höjd med ett gammalt spillkråkebo (SLU Artdatabanken, 2026; Skogsstyrelsen, 2016).</w:t>
+      </w:r>
+    </w:p>
+    <w:p>
+      <w:r>
+        <w:rPr>
+          <w:b/>
+        </w:rPr>
+        <w:t>Timmerticka</w:t>
+      </w:r>
+      <w:r>
+        <w:t xml:space="preserve"> är typisk art för </w:t>
+      </w:r>
+      <w:r>
+        <w:rPr>
+          <w:i/>
+        </w:rPr>
+        <w:t>9060 Åsbarrskog</w:t>
+      </w:r>
+      <w:r>
+        <w:t>. Bland annat åtgärdsprogramsarten skrovlig flatbagge (NT) samt timmertickgnagare kan påträffas på eller i nära anslutning till fruktkroppar av timmerticka</w:t>
+      </w:r>
+      <w:r>
+        <w:rPr>
+          <w:i/>
+        </w:rPr>
+        <w:t xml:space="preserve"> </w:t>
+      </w:r>
+      <w:r>
+        <w:t>(SLU Artdatabanken, 2026).</w:t>
+      </w:r>
+    </w:p>
+    <w:p>
+      <w:r>
+        <w:rPr>
+          <w:b/>
+        </w:rPr>
+        <w:t>Tofsmes (§4)</w:t>
+      </w:r>
+      <w:r>
+        <w:t xml:space="preserve"> häckar i barr- och blandskog, främst i tallskog. Tofsmes är typisk art för </w:t>
+      </w:r>
+      <w:r>
+        <w:rPr>
+          <w:i/>
+        </w:rPr>
+        <w:t xml:space="preserve">9010 Taiga </w:t>
+      </w:r>
+      <w:r>
+        <w:t>(SLU Artdatabanken, 2025).</w:t>
       </w:r>
     </w:p>
     <w:p>
@@ -647,7 +765,7 @@
         <w:rPr>
           <w:i/>
         </w:rPr>
-        <w:t>I det avverkningsanmälda skogsområdet har 12 naturvårdsarter varav 6 rödlistade arter sina livsmiljöer och växtplatser.</w:t>
+        <w:t>I det avverkningsanmälda skogsområdet har 17 naturvårdsarter varav 7 rödlistade arter sina livsmiljöer och växtplatser.</w:t>
       </w:r>
     </w:p>
     <w:p>
@@ -852,36 +970,36 @@
         <w:pStyle w:val="Heading1"/>
       </w:pPr>
       <w:r>
-        <w:t>Mindre hackspett – ekologi samt krav på livsmiljön</w:t>
+        <w:t>Entita – ekologi samt krav på livsmiljön</w:t>
       </w:r>
     </w:p>
     <w:p>
       <w:r>
-        <w:t xml:space="preserve">Mindre hackspett (NT) är rödlistad som nära hotad, fridlyst och prioriterad art i Skogsvårdslagen. Den är typisk art för </w:t>
+        <w:t xml:space="preserve">Entita (NT, §4) är rödlistad som nära hotad, fridlyst och prioriterad art enligt Skogsvårdslagen. Den omfattas av EU:s fågeldirektiv och är typisk art för </w:t>
       </w:r>
       <w:r>
         <w:rPr>
           <w:i/>
         </w:rPr>
-        <w:t>9010 Taiga, 9750 Svämlövskog, 9080 Lövsumpskog, 9030 Landhöjningsskog och 9040 Fjällbjörkskog</w:t>
-      </w:r>
-      <w:r>
-        <w:t>. Minskningstakten har uppgått till 25 (10–40) % under de senaste 15 åren och bedöms vara nära gränsvärdet för Sårbar (VU). (A2bc). (SLU Artdatabanken 2021).</w:t>
+        <w:t>9080 Lövsumpskog</w:t>
+      </w:r>
+      <w:r>
+        <w:t>. Minskningstakten har uppgått till 20 (10–30) % under de senaste 10 åren och bedöms vara nära gränsvärdet för Sårbar (VU). (A2b) (SLU Artdatabanken, 2021).</w:t>
       </w:r>
     </w:p>
     <w:p>
       <w:r>
-        <w:t>Den mindre hackspetten lever i löv- och blandskog med förekomst av äldre lövträd, gärna ädellövträd i södra Sverige. Norrut förekommer arten i gamla löv- och blandskogar med al, björk och asp. Ett mycket glest bestånd förekommer i fjällbjörkskogen. Under vintern kan födosök ske även i äldre grandominerad skog, troligen för att den ger bättre skydd mot rovdjur och rovfåglar än ren lövskog. (SLU Artdatabanken, 2021).</w:t>
+        <w:t>Entitan är en utpräglad lövskogsfågel som påträffas i ädellövskogar, strandskogar, ekhagar, igenväxande hagmarker, lövdungar, parker och trädgårdar. Den föredrar flerskiktade, gärna högvuxna skogar med inslag av äldre träd och med ett välutvecklat buskskikt. Ek- och hasseldominerade skogar och dungar, samt alkärr med videsnår, hör till de miljöer som ofta utnyttjas. I sydligaste Sverige är bokskog en viktig miljö (Skogsstyrelsen, 2016).</w:t>
       </w:r>
     </w:p>
     <w:p>
       <w:r>
-        <w:t>Arten har stora revir och höga krav när det gäller förekomst av lövskog på landskapsnivå. För att häcka framgångsrikt behöver ett par cirka 40 ha äldre lövdominerad skog inom ett område på upp till 200 ha. Under vintern utsträcks födosöket till ett större område på flera hundra hektar, men varje individ återvänder till samma natthål kväll efter kväll. Arten häckar i murkna lövträdsstammar eller stubbar (oftast klibbal eller björk), vanligen 3–7 meter över marken. Ett nytt bohål hackas ut varje vår (Skogsstyrelsen, 2016 &amp; SLU Artdatabanken, 2021).</w:t>
+        <w:t>Reviren är relativt stora för en småfågel, i genomsnitt omkring 5 hektar men de kan vara upp till 20 hektar. Entitan är en utpräglad stannfågel och rör sig inte långt från kläckningsplatsen; ungfåglarna sprider sig sällan mer än 5 km från födelseplatsen och etablerade fåglar lämnar därefter inte sitt revir (Skogsstyrelsen, 2016). Det häckande paret försvarar sitt revir året runt. De tillåter dock en grupp av ungfåglar att etablera sig inom deras revir och så bildas en vinterflock, vilket sker redan i juni månad. Även under kalla vintrar stannar entitan kvar inom sitt revir. Hittar man entitor vid sitt foderbord beror det på att fågelmatningen ligger inom ett entiterevir (SLU Artdatabanken, 2021). Arten är känslig för fragmentering och har svårt att etablera sig i isolerade skogsområden. Entitan är hålhäckare, men kan inte själv hacka fram sitt hål utan är beroende av miljöer som erbjuder naturliga hål (Skogsstyrelsen, 2016).</w:t>
       </w:r>
     </w:p>
     <w:p>
       <w:r>
-        <w:t>Den mindre hackspetten missgynnas av gallring i löv- och blandskogar, om lövträd tas bort. Vidare så missgynnas arten starkt genom avverkning av äldre lövträd, dränering och avverkning av al- och björkkärr, röjning eller gallring av täta strandskogar, alkärr samt borttagande av murkna träd och grenar. Nedhuggning av äldre hagmarksbjörkar och alar är också negativt. Arten hotas dessutom av biobränsleuttag i gamla inägomarker och andra lövskogar (Skogsstyrelsen, 2016 &amp; SLU Artdatabanken, 2021).</w:t>
+        <w:t>Arten häckar ofta i skogar som är svagt eller inte alls påverkade av skogsbruk. Särskilt i Svealand ofta i skogar som har höga naturvärden och utgör skogliga värdekärnor. Entitan missgynnas av konventionellt skogsbruk genom minskad förekomst av risiga, flerskiktade skogar liksom av avverkning av lövträdsrika kantzoner. Entitans ortstrohet och dåliga spridningsförmåga gör den känslig för fragmentering (Skogsstyrelsen, 2016).</w:t>
       </w:r>
     </w:p>
     <w:p>
@@ -889,7 +1007,7 @@
         <w:pStyle w:val="Heading2"/>
       </w:pPr>
       <w:r>
-        <w:t>Referenser – mindre hackspett</w:t>
+        <w:t>Referenser – entita</w:t>
       </w:r>
     </w:p>
     <w:p>
@@ -900,10 +1018,10 @@
         <w:rPr>
           <w:i/>
         </w:rPr>
-        <w:t xml:space="preserve">Vägledning för hänsyn till mindre hackspett. </w:t>
-      </w:r>
-      <w:r>
-        <w:t>https://www.skogsstyrelsen.se/globalassets/lag-och-tillsyn/artskydd/vagledningar-for-hansyn-till-faglar/mindre-hackspett-vagledning-hansyn2.pdf</w:t>
+        <w:t xml:space="preserve">Vägledning för hänsyn till entita. </w:t>
+      </w:r>
+      <w:r>
+        <w:t>https://www.skogsstyrelsen.se/globalassets/lag-och-tillsyn/artskydd/vagledningar-for-hansyn-till-faglar/entita-vagledning-hansyn2.pdf</w:t>
       </w:r>
     </w:p>
     <w:p>
@@ -925,27 +1043,36 @@
         <w:pStyle w:val="Heading1"/>
       </w:pPr>
       <w:r>
-        <w:t>Talltita – ekologi samt krav på livsmiljön</w:t>
+        <w:t>Mindre hackspett – ekologi samt krav på livsmiljön</w:t>
       </w:r>
     </w:p>
     <w:p>
       <w:r>
-        <w:t>Talltita är rödlistad som NT, fridlyst och prioriterad art i Skogsvårdslagen. Den omfattas av EU:s fågeldirektiv. Arten har minskat kraftigt de senaste 30 åren och minskningstakten innevarande 10-årsperiod beräknas till 20 (10–30) % (SLU Artdatabanken, 2022).</w:t>
+        <w:t xml:space="preserve">Mindre hackspett (NT) är rödlistad som nära hotad, fridlyst och prioriterad art i Skogsvårdslagen. Den är typisk art för </w:t>
+      </w:r>
+      <w:r>
+        <w:rPr>
+          <w:i/>
+        </w:rPr>
+        <w:t>9010 Taiga, 9750 Svämlövskog, 9080 Lövsumpskog, 9030 Landhöjningsskog och 9040 Fjällbjörkskog</w:t>
+      </w:r>
+      <w:r>
+        <w:t>. Minskningstakten har uppgått till 25 (10–40) % under de senaste 15 åren och bedöms vara nära gränsvärdet för Sårbar (VU). (A2bc). (SLU Artdatabanken 2021).</w:t>
       </w:r>
     </w:p>
     <w:p>
       <w:r>
-        <w:t>Talltita föredrar större sammanhängande barrskogar, och finns såväl i tallskog som granskog och i lövblandad barrskog. Skogens struktur är viktig och ska helst vara flerskiktad med riklig underväxt av mindre granar, björk och andra lövträd och buskar. Tillgång på murknande högstubbar är särskilt viktig, eftersom talltitan helst själv hackar ut sitt bohål (SLU Artdatabanken, 2022).</w:t>
+        <w:t>Den mindre hackspetten lever i löv- och blandskog med förekomst av äldre lövträd, gärna ädellövträd i södra Sverige. Norrut förekommer arten i gamla löv- och blandskogar med al, björk och asp. Ett mycket glest bestånd förekommer i fjällbjörkskogen. Under vintern kan födosök ske även i äldre grandominerad skog, troligen för att den ger bättre skydd mot rovdjur och rovfåglar än ren lövskog. (SLU Artdatabanken, 2021).</w:t>
       </w:r>
     </w:p>
     <w:p>
       <w:r>
-        <w:t>Det finns flera studier som visar att talltita är känslig för gallring och inte överlever när dess livsmiljö kalavverkas (Eggers and Low, 2014; Griesser et al., 2007; Klein, 2020). Talltitans revir är förhållandevis stora, 10–20 hektar och arten missgynnas när skogen fragmenteras. Kalavverkning av större delar av reviret innebär att det överges (Artdatabanken, 2021).</w:t>
+        <w:t>Arten har stora revir och höga krav när det gäller förekomst av lövskog på landskapsnivå. För att häcka framgångsrikt behöver ett par cirka 40 ha äldre lövdominerad skog inom ett område på upp till 200 ha. Under vintern utsträcks födosöket till ett större område på flera hundra hektar, men varje individ återvänder till samma natthål kväll efter kväll. Arten häckar i murkna lövträdsstammar eller stubbar (oftast klibbal eller björk), vanligen 3–7 meter över marken. Ett nytt bohål hackas ut varje vår (Skogsstyrelsen, 2016 &amp; SLU Artdatabanken, 2021).</w:t>
       </w:r>
     </w:p>
     <w:p>
       <w:r>
-        <w:t>Talltitan är synnerligen trogen sitt revir så länge paret lever och biotopen förblir intakt. Paret stannar i sitt revir året om. En förlust av ett revir har därför en stor inverkan på den lokala populationen och trakthyggesbruket anses vara orsak till den svenska populationens kraftiga minskning. Talltiteparets revirtrohet innebär att närhelst under året man observerar en adult talltita så ingår denna plats i reviret (Siffczyk et al., 2003; Ekman, 1979).</w:t>
+        <w:t>Den mindre hackspetten missgynnas av gallring i löv- och blandskogar, om lövträd tas bort. Vidare så missgynnas arten starkt genom avverkning av äldre lövträd, dränering och avverkning av al- och björkkärr, röjning eller gallring av täta strandskogar, alkärr samt borttagande av murkna träd och grenar. Nedhuggning av äldre hagmarksbjörkar och alar är också negativt. Arten hotas dessutom av biobränsleuttag i gamla inägomarker och andra lövskogar (Skogsstyrelsen, 2016 &amp; SLU Artdatabanken, 2021).</w:t>
       </w:r>
     </w:p>
     <w:p>
@@ -953,6 +1080,70 @@
         <w:pStyle w:val="Heading2"/>
       </w:pPr>
       <w:r>
+        <w:t>Referenser – mindre hackspett</w:t>
+      </w:r>
+    </w:p>
+    <w:p>
+      <w:r>
+        <w:t xml:space="preserve">Skogsstyrelsen, 2016. </w:t>
+      </w:r>
+      <w:r>
+        <w:rPr>
+          <w:i/>
+        </w:rPr>
+        <w:t xml:space="preserve">Vägledning för hänsyn till mindre hackspett. </w:t>
+      </w:r>
+      <w:r>
+        <w:t>https://www.skogsstyrelsen.se/globalassets/lag-och-tillsyn/artskydd/vagledningar-for-hansyn-till-faglar/mindre-hackspett-vagledning-hansyn2.pdf</w:t>
+      </w:r>
+    </w:p>
+    <w:p>
+      <w:r>
+        <w:t xml:space="preserve">SLU Artdatabanken, 2021. </w:t>
+      </w:r>
+      <w:r>
+        <w:rPr>
+          <w:i/>
+        </w:rPr>
+        <w:t xml:space="preserve">Artfaktablad. Naturvård – artfakta. </w:t>
+      </w:r>
+      <w:r>
+        <w:t>SLU Artdatabanken, Uppsala</w:t>
+      </w:r>
+    </w:p>
+    <w:p>
+      <w:pPr>
+        <w:pStyle w:val="Heading1"/>
+      </w:pPr>
+      <w:r>
+        <w:t>Talltita – ekologi samt krav på livsmiljön</w:t>
+      </w:r>
+    </w:p>
+    <w:p>
+      <w:r>
+        <w:t>Talltita är rödlistad som NT, fridlyst och prioriterad art i Skogsvårdslagen. Den omfattas av EU:s fågeldirektiv. Arten har minskat kraftigt de senaste 30 åren och minskningstakten innevarande 10-årsperiod beräknas till 20 (10–30) % (SLU Artdatabanken, 2022).</w:t>
+      </w:r>
+    </w:p>
+    <w:p>
+      <w:r>
+        <w:t>Talltita föredrar större sammanhängande barrskogar, och finns såväl i tallskog som granskog och i lövblandad barrskog. Skogens struktur är viktig och ska helst vara flerskiktad med riklig underväxt av mindre granar, björk och andra lövträd och buskar. Tillgång på murknande högstubbar är särskilt viktig, eftersom talltitan helst själv hackar ut sitt bohål (SLU Artdatabanken, 2022).</w:t>
+      </w:r>
+    </w:p>
+    <w:p>
+      <w:r>
+        <w:t>Det finns flera studier som visar att talltita är känslig för gallring och inte överlever när dess livsmiljö kalavverkas (Eggers and Low, 2014; Griesser et al., 2007; Klein, 2020). Talltitans revir är förhållandevis stora, 10–20 hektar och arten missgynnas när skogen fragmenteras. Kalavverkning av större delar av reviret innebär att det överges (Artdatabanken, 2021).</w:t>
+      </w:r>
+    </w:p>
+    <w:p>
+      <w:r>
+        <w:t>Talltitan är synnerligen trogen sitt revir så länge paret lever och biotopen förblir intakt. Paret stannar i sitt revir året om. En förlust av ett revir har därför en stor inverkan på den lokala populationen och trakthyggesbruket anses vara orsak till den svenska populationens kraftiga minskning. Talltiteparets revirtrohet innebär att närhelst under året man observerar en adult talltita så ingår denna plats i reviret (Siffczyk et al., 2003; Ekman, 1979).</w:t>
+      </w:r>
+    </w:p>
+    <w:p>
+      <w:pPr>
+        <w:pStyle w:val="Heading2"/>
+      </w:pPr>
+      <w:r>
         <w:t>Referenser – talltita</w:t>
       </w:r>
     </w:p>
@@ -1024,6 +1215,195 @@
       </w:r>
       <w:r>
         <w:t>Oecologica, 136, 635–642 (2003)</w:t>
+      </w:r>
+    </w:p>
+    <w:p>
+      <w:r>
+        <w:t xml:space="preserve">SLU Artdatabanken, 2021. </w:t>
+      </w:r>
+      <w:r>
+        <w:rPr>
+          <w:i/>
+        </w:rPr>
+        <w:t xml:space="preserve">Artfaktablad. Naturvård – artfakta. </w:t>
+      </w:r>
+      <w:r>
+        <w:t>SLU Artdatabanken, Uppsala</w:t>
+      </w:r>
+    </w:p>
+    <w:p>
+      <w:pPr>
+        <w:pStyle w:val="Heading1"/>
+      </w:pPr>
+      <w:r>
+        <w:t>Grön sköldmossa – ekologi samt krav på livsmiljön</w:t>
+      </w:r>
+    </w:p>
+    <w:p>
+      <w:r>
+        <w:t>Grön sköldmossa (§8) växer på stubbar och lågor av olika trädslag, huvudsakligen i sena nedbrytningsstadier. Den förekommer främst i näringsrika granskogar med stort inslag av löv, arten är kortlivad och antalet kapslar varierar kraftigt mellan olika år. Grön sköldmossa kräver skog som har ett speciellt mikroklimat med hög och jämn luftfuktighet i kombination med rik tillgång på död ved (SLU Artdatabanken, 2021; Nitare &amp; Skogsstyrelsen, 2019).</w:t>
+      </w:r>
+    </w:p>
+    <w:p>
+      <w:r>
+        <w:t>Arten har sin huvudutbredning i sydöstra Sverige. Allvarligaste hoten är skogsavverkning och brist på död ved. Brist på naturligt döda träd i dagens produktionsskogar gör att arten blir allt sällsyntare (Hallingbäck, 2016). Död ved i större mängd bör lämnas och träd tillåtas åldras och dö för att skapa kontinuerlig tillgång på livsmiljöer. Träd och livsmiljö bör skyddas genom att lämna trädgrupper, ytor eller zoner (SLU Artdatabanken, 2021). I praktiken handlar det om åtminstone 50 meter med skyddande skog för att undvika uttorkning av marken (Hallingbäck, personligt meddelande 2022-02-24).</w:t>
+      </w:r>
+    </w:p>
+    <w:p>
+      <w:r>
+        <w:t xml:space="preserve">Grön sköldmossa är typisk art för </w:t>
+      </w:r>
+      <w:r>
+        <w:rPr>
+          <w:i/>
+        </w:rPr>
+        <w:t xml:space="preserve">9010 Taiga </w:t>
+      </w:r>
+      <w:r>
+        <w:t>och</w:t>
+      </w:r>
+      <w:r>
+        <w:rPr>
+          <w:i/>
+        </w:rPr>
+        <w:t xml:space="preserve"> 9750 Svämlövskog</w:t>
+      </w:r>
+      <w:r>
+        <w:t>, fridlyst enligt 8§ artskyddsförordningen och upptagen i EU:s Habitatdirektiv bilaga 2 vilket innebär att det finns ett uttalat intresse inom Europeiska unionen att bevara arten. Grön sköldmossa är en ansvarsart för Sverige då en särskilt stor andel av Europas population finns i landet. Förutom i östra Sverige har arten inga större sammanhängande utbredningar med gynnsam bevarandestatus söderut i Europa förrän i Montenegro. Det finns enbart liten förekomst med gynnsam regional bevarandestatus i södra Frankrike och södra Polen. Fridlysningen enligt §§ 8 och 15 Artskyddsförordningen innebär att det är förbjudet att på något sätt skada exemplar av arten, se artskyddsförordningen (2007:845):</w:t>
+      </w:r>
+    </w:p>
+    <w:p>
+      <w:pPr>
+        <w:pStyle w:val="ListBullet"/>
+      </w:pPr>
+      <w:r>
+        <w:t>8 § I fråga om sådana vilt levande kärlväxter, mossor, lavar, svampar och alger som anges i bilaga 2 till denna förordning är det förbjudet att i den omfattning som framgår av bilagan 1. plocka, gräva upp eller på annat sätt ta bort eller skada exemplar av växterna, och 2. ta bort eller skada frön eller andra delar.</w:t>
+      </w:r>
+    </w:p>
+    <w:p>
+      <w:pPr>
+        <w:pStyle w:val="ListBullet"/>
+      </w:pPr>
+      <w:r>
+        <w:t>15 § Länsstyrelsen får i det enskilda fallet ge dispens från förbuden i 6, 8 och 9 §§ som avser länet eller del av länet, om det inte finns någon annan lämplig lösning och dispensen inte försvårar upprätthållandet av en gynnsam bevarandestatus hos artens bestånd i dess naturliga utbredningsområde.</w:t>
+      </w:r>
+    </w:p>
+    <w:p>
+      <w:r>
+        <w:t>Grön sköldmossa är även listad som B i Artskyddsförordningen vilket innebär att den är en art av unionsintresse:</w:t>
+      </w:r>
+    </w:p>
+    <w:p>
+      <w:pPr>
+        <w:pStyle w:val="ListBullet"/>
+      </w:pPr>
+      <w:r>
+        <w:t>B: Arten har enligt fågeldirektivet eller art- och habitatdirektivet ett sådant unionsintresse att särskilda skyddsområden (fågeldirektivet) eller bevarandeområden (art- och habitatdirektivet) behöver utses. Arten finns upptagen i bilaga 2 till art- och habitatdirektivet.</w:t>
+      </w:r>
+    </w:p>
+    <w:p>
+      <w:r>
+        <w:t>Mark- och miljööverdomstolen (MÖD) har i mål nr M 2019-20 (18 februari 2019) slagit fast att grön sköldmossa (§8) är dispenspliktig och att exemplar av arten inte får skadas utan dispens (MÖD, mål nr M 2019-20).</w:t>
+      </w:r>
+    </w:p>
+    <w:p>
+      <w:r>
+        <w:t>Hallingbäck, personligt meddelande 2022-02-24</w:t>
+      </w:r>
+    </w:p>
+    <w:p>
+      <w:pPr>
+        <w:jc w:val="left"/>
+      </w:pPr>
+      <w:r>
+        <w:t>Från: Tomas Hallingbäck &lt;Tomas.Hallingback@slu.se&gt;</w:t>
+        <w:br/>
+        <w:t>Date: tors 24 feb. 2022 kl 17:49</w:t>
+        <w:br/>
+        <w:t>Subject: Re: Grön sköldmossa</w:t>
+        <w:br/>
+        <w:t>To: Magnus Kasselstrand &lt;magnus.kasselstrand@gmail.com&gt;</w:t>
+      </w:r>
+    </w:p>
+    <w:p>
+      <w:r>
+        <w:t>Hej Magnus,</w:t>
+      </w:r>
+    </w:p>
+    <w:p>
+      <w:r>
+        <w:t>Tyvärr finns inga studier på just detta, men uttorkning av underlaget är en starkt negativ faktor för grön sköldmossa, och jag brukar hänvisa till lokalklimatiska studier som visar att skyddskappan för att förhindra uttorkning av marken ligger på minst tre trädlängder skog (för plan mark), kortare för kuperad terräng, och detta blir i praktiken åtminstone 50 meter.</w:t>
+      </w:r>
+    </w:p>
+    <w:p>
+      <w:r>
+        <w:t>MVH</w:t>
+        <w:br/>
+        <w:t>Tomas Hallingbäck</w:t>
+      </w:r>
+    </w:p>
+    <w:p>
+      <w:pPr>
+        <w:pStyle w:val="Heading2"/>
+      </w:pPr>
+      <w:r>
+        <w:t>Referenser – grön sköldmossa</w:t>
+      </w:r>
+    </w:p>
+    <w:p>
+      <w:r>
+        <w:t xml:space="preserve">Hallingbäck T., 2016. </w:t>
+      </w:r>
+      <w:r>
+        <w:rPr>
+          <w:i/>
+        </w:rPr>
+        <w:t xml:space="preserve">Mossor en fältguide. </w:t>
+      </w:r>
+      <w:r>
+        <w:t>Naturcentrum.</w:t>
+      </w:r>
+    </w:p>
+    <w:p>
+      <w:r>
+        <w:t xml:space="preserve">Hallingbäck T., 2022. </w:t>
+      </w:r>
+      <w:r>
+        <w:rPr>
+          <w:i/>
+        </w:rPr>
+        <w:t xml:space="preserve">Personligt meddelande 2022-02-24. </w:t>
+      </w:r>
+      <w:r>
+        <w:t>SLU Artdatabanken.</w:t>
+      </w:r>
+    </w:p>
+    <w:p>
+      <w:r>
+        <w:t xml:space="preserve">Mark- och miljööverdomstolen. </w:t>
+      </w:r>
+      <w:r>
+        <w:rPr>
+          <w:i/>
+        </w:rPr>
+        <w:t xml:space="preserve">Dom 18 februari 2019 i mål nr M 2019-20 </w:t>
+      </w:r>
+      <w:r>
+        <w:t>(MÖD, mål nr M 2019-20)</w:t>
+      </w:r>
+    </w:p>
+    <w:p>
+      <w:r>
+        <w:t xml:space="preserve">Nitare, J., 2019. </w:t>
+      </w:r>
+      <w:r>
+        <w:rPr>
+          <w:i/>
+        </w:rPr>
+        <w:t xml:space="preserve">Skyddsvärd skog – Naturvårdsarter och andra kriterier för naturvärdesbedömning. </w:t>
+      </w:r>
+      <w:r>
+        <w:t>Skogsstyrelsen.</w:t>
       </w:r>
     </w:p>
     <w:p>
@@ -1240,7 +1620,7 @@
     <w:r>
       <w:tab/>
       <w:tab/>
-      <w:t>2026-10-05</w:t>
+      <w:t>2026-10-06</w:t>
       <w:br/>
       <w:br/>
     </w:r>

--- a/klagomål/A 27727-2024 FSC-klagomål.docx
+++ b/klagomål/A 27727-2024 FSC-klagomål.docx
@@ -1620,7 +1620,7 @@
     <w:r>
       <w:tab/>
       <w:tab/>
-      <w:t>2026-10-06</w:t>
+      <w:t>2026-10-07</w:t>
       <w:br/>
       <w:br/>
     </w:r>

--- a/klagomål/A 27727-2024 FSC-klagomål.docx
+++ b/klagomål/A 27727-2024 FSC-klagomål.docx
@@ -1620,7 +1620,7 @@
     <w:r>
       <w:tab/>
       <w:tab/>
-      <w:t>2026-10-07</w:t>
+      <w:t>2026-10-08</w:t>
       <w:br/>
       <w:br/>
     </w:r>

--- a/klagomål/A 27727-2024 FSC-klagomål.docx
+++ b/klagomål/A 27727-2024 FSC-klagomål.docx
@@ -1620,7 +1620,7 @@
     <w:r>
       <w:tab/>
       <w:tab/>
-      <w:t>2026-10-08</w:t>
+      <w:t>2026-10-09</w:t>
       <w:br/>
       <w:br/>
     </w:r>

--- a/klagomål/A 27727-2024 FSC-klagomål.docx
+++ b/klagomål/A 27727-2024 FSC-klagomål.docx
@@ -1620,7 +1620,7 @@
     <w:r>
       <w:tab/>
       <w:tab/>
-      <w:t>2026-10-09</w:t>
+      <w:t>2026-10-10</w:t>
       <w:br/>
       <w:br/>
     </w:r>

--- a/klagomål/A 27727-2024 FSC-klagomål.docx
+++ b/klagomål/A 27727-2024 FSC-klagomål.docx
@@ -1620,7 +1620,7 @@
     <w:r>
       <w:tab/>
       <w:tab/>
-      <w:t>2026-10-10</w:t>
+      <w:t>2026-10-11</w:t>
       <w:br/>
       <w:br/>
     </w:r>

--- a/klagomål/A 27727-2024 FSC-klagomål.docx
+++ b/klagomål/A 27727-2024 FSC-klagomål.docx
@@ -1620,7 +1620,7 @@
     <w:r>
       <w:tab/>
       <w:tab/>
-      <w:t>2026-10-11</w:t>
+      <w:t>2026-10-12</w:t>
       <w:br/>
       <w:br/>
     </w:r>

--- a/klagomål/A 27727-2024 FSC-klagomål.docx
+++ b/klagomål/A 27727-2024 FSC-klagomål.docx
@@ -221,7 +221,7 @@
     </w:p>
     <w:p>
       <w:r>
-        <w:t>I och inom 24 meter från avverkningsanmälan finns fynd av 17 naturvårdsarter, varav 7 är rödlistade, 9 är fridlysta, 15 är typiska (T) och 3 är signalarter (S): ekticka (NT, T), entita (NT, T, §4), mindre hackspett (NT, T, §4), oxtungssvamp (NT), tallticka (NT, T), talltita (NT, §4), ullticka (NT, T), blåmossa (S, T), grön sköldmossa (S, T, §8), rostfläck (S, T), bergfink (T, §4), blåsippa (T, §9), mattlummer (T, §9), skriftlav (T), spillkråka (T, §4), timmerticka (T) och tofsmes (T, §4). Se Figur 1.</w:t>
+        <w:t>I och inom 24 meter från avverkningsanmälan finns fynd av 18 naturvårdsarter, varav 8 är rödlistade, 9 är fridlysta, 16 är typiska (T) och 3 är signalarter (S): ekticka (NT, T), entita (NT, T, §4), kandelabersvamp (NT, T), mindre hackspett (NT, T, §4), oxtungssvamp (NT), tallticka (NT, T), talltita (NT, §4), ullticka (NT, T), blåmossa (S, T), grön sköldmossa (S, T, §8), rostfläck (S, T), bergfink (T, §4), blåsippa (T, §9), mattlummer (T, §9), skriftlav (T), spillkråka (T, §4), timmerticka (T) och tofsmes (T, §4). Se Figur 1.</w:t>
       </w:r>
     </w:p>
     <w:p>
@@ -292,6 +292,26 @@
         <w:rPr>
           <w:b/>
         </w:rPr>
+        <w:t>Kandelabersvamp (NT)</w:t>
+      </w:r>
+      <w:r>
+        <w:t xml:space="preserve"> är en mycket bra signalart på skyddsvärda skogsbestånd i hela sitt utbredningsområde. Svampen indikerar sena aspsuccessioner inom områden med konstant hög luftfuktighet. Kandelabersvamp är typisk art för </w:t>
+      </w:r>
+      <w:r>
+        <w:rPr>
+          <w:i/>
+        </w:rPr>
+        <w:t xml:space="preserve">9010 Taiga </w:t>
+      </w:r>
+      <w:r>
+        <w:t>(Nitare &amp; Skogsstyrelsen, 2019; SLU Artdatabanken, 2025).</w:t>
+      </w:r>
+    </w:p>
+    <w:p>
+      <w:r>
+        <w:rPr>
+          <w:b/>
+        </w:rPr>
         <w:t>Mindre hackspett (NT, §4)</w:t>
       </w:r>
       <w:r>
@@ -765,7 +785,7 @@
         <w:rPr>
           <w:i/>
         </w:rPr>
-        <w:t>I det avverkningsanmälda skogsområdet har 17 naturvårdsarter varav 7 rödlistade arter sina livsmiljöer och växtplatser.</w:t>
+        <w:t>I det avverkningsanmälda skogsområdet har 18 naturvårdsarter varav 8 rödlistade arter sina livsmiljöer och växtplatser.</w:t>
       </w:r>
     </w:p>
     <w:p>
@@ -1620,7 +1640,7 @@
     <w:r>
       <w:tab/>
       <w:tab/>
-      <w:t>2026-10-12</w:t>
+      <w:t>2026-10-13</w:t>
       <w:br/>
       <w:br/>
     </w:r>

--- a/klagomål/A 27727-2024 FSC-klagomål.docx
+++ b/klagomål/A 27727-2024 FSC-klagomål.docx
@@ -1640,7 +1640,7 @@
     <w:r>
       <w:tab/>
       <w:tab/>
-      <w:t>2026-10-13</w:t>
+      <w:t>2026-10-14</w:t>
       <w:br/>
       <w:br/>
     </w:r>

--- a/klagomål/A 27727-2024 FSC-klagomål.docx
+++ b/klagomål/A 27727-2024 FSC-klagomål.docx
@@ -1640,7 +1640,7 @@
     <w:r>
       <w:tab/>
       <w:tab/>
-      <w:t>2026-10-14</w:t>
+      <w:t>2026-10-15</w:t>
       <w:br/>
       <w:br/>
     </w:r>

--- a/klagomål/A 27727-2024 FSC-klagomål.docx
+++ b/klagomål/A 27727-2024 FSC-klagomål.docx
@@ -221,7 +221,7 @@
     </w:p>
     <w:p>
       <w:r>
-        <w:t>I och inom 24 meter från avverkningsanmälan finns fynd av 18 naturvårdsarter, varav 8 är rödlistade, 9 är fridlysta, 16 är typiska (T) och 3 är signalarter (S): ekticka (NT, T), entita (NT, T, §4), kandelabersvamp (NT, T), mindre hackspett (NT, T, §4), oxtungssvamp (NT), tallticka (NT, T), talltita (NT, §4), ullticka (NT, T), blåmossa (S, T), grön sköldmossa (S, T, §8), rostfläck (S, T), bergfink (T, §4), blåsippa (T, §9), mattlummer (T, §9), skriftlav (T), spillkråka (T, §4), timmerticka (T) och tofsmes (T, §4). Se Figur 1.</w:t>
+        <w:t>I och inom 24 meter från avverkningsanmälan finns fynd av 19 naturvårdsarter, varav 9 är rödlistade, 10 är fridlysta, 17 är typiska (T) och 3 är signalarter (S): knärot (VU, T, §8), ekticka (NT, T), entita (NT, T, §4), kandelabersvamp (NT, T), mindre hackspett (NT, T, §4), oxtungssvamp (NT), tallticka (NT, T), talltita (NT, §4), ullticka (NT, T), blåmossa (S, T), grön sköldmossa (S, T, §8), rostfläck (S, T), bergfink (T, §4), blåsippa (T, §9), mattlummer (T, §9), skriftlav (T), spillkråka (T, §4), timmerticka (T) och tofsmes (T, §4). Se Figur 1.</w:t>
       </w:r>
     </w:p>
     <w:p>
@@ -245,6 +245,106 @@
     <w:p>
       <w:r>
         <w:t>Nedan följer beskrivningar av de naturvårdsarter och fridlysta arter som har sina livsmiljöer och växtplatser i den avverkningsanmälda skogen. Se även ytterligare artfakta i BILAGA 1. De påträffade naturvårdsarterna är ett tydligt kvitto på att det rör sig om en skog med höga naturvärden.</w:t>
+      </w:r>
+    </w:p>
+    <w:p>
+      <w:r>
+        <w:rPr>
+          <w:b/>
+        </w:rPr>
+        <w:t>Knärot (VU, §8)</w:t>
+      </w:r>
+      <w:r>
+        <w:t xml:space="preserve"> är typisk art för </w:t>
+      </w:r>
+      <w:r>
+        <w:rPr>
+          <w:i/>
+        </w:rPr>
+        <w:t xml:space="preserve">9010 Taiga </w:t>
+      </w:r>
+      <w:r>
+        <w:t>och</w:t>
+      </w:r>
+      <w:r>
+        <w:rPr>
+          <w:i/>
+        </w:rPr>
+        <w:t xml:space="preserve"> 9050 Näringsrik granskog</w:t>
+      </w:r>
+      <w:r>
+        <w:t xml:space="preserve">, rödlistad som sårbar och fridlyst enligt 8§ artskyddsförordningen. En nyligen genomförd analys av 79 floraväktarlokaler indikerar att det behövs någonstans mellan 100 och 150 meters skyddszon för att en knärotspopulation inte ska dö ut på lång sikt (Sebestyén &amp; Sundberg, 2025). Detta ligger väl i linje med tidigare genomförda studier som visar att det krävs väl tilltagna buffertzoner för att knäroten inte ska ta skada av skogsbruksåtgärder i intilliggande skog (Johnson, 2014; Koelmeijer m.fl., 2022; Skogsstyrelsen, 2022). Arten är även känslig för gallring vilket framgår av Skogsstyrelsens egen vägledning för hänsyn till knärot (Skogsstyrelsen, 2022). Ytterligare en studie visar på den starka korrelationen mellan minskande arealer kontinuitetsskog och lokal utdöenderisk. Knäroten uppvisade en mycket låg koloniseringsgrad (0,7 % över 10 år) i kombination med hög lokal utrotningsrisk (75,2 %), där utrotningssannolikheten ökade kraftigt när arealen kontinuitetsskog minskade mellan undersökningar, t.ex. på grund av kalhyggesbruk (Johansson et al., 2026). För rika förekomster av knärot är reservatsbildning eller biotopskydd lämpliga åtgärder för att skydda den. På knärot kan den sällsynta rostsvampen </w:t>
+      </w:r>
+      <w:r>
+        <w:rPr>
+          <w:i/>
+        </w:rPr>
+        <w:t>Pucciniastrum goodyerae</w:t>
+      </w:r>
+      <w:r>
+        <w:t xml:space="preserve"> påträffas. </w:t>
+      </w:r>
+      <w:r>
+        <w:rPr>
+          <w:i/>
+        </w:rPr>
+        <w:t>Pucciniastrum goodyerae</w:t>
+      </w:r>
+      <w:r>
+        <w:t xml:space="preserve"> är klassad som NE (ej bedömd) i rödlistan (SLU Artdatabanken, 2024).</w:t>
+      </w:r>
+    </w:p>
+    <w:p>
+      <w:r>
+        <w:t>I det avverkningsanmälda området finns 1 fyndplatser för knärot registrerade på Artportalen. Figur 2 visar gränserna för buffertzoner på 50 m, som behöver lämnas kring fyndplatserna för att knärotslokalerna inte ska försvinna vid en avverkning. Av det avverkningsanmälda området överlappar 0.79 ha med buffertzonerna och får av detta skäl inte avverkas.</w:t>
+      </w:r>
+    </w:p>
+    <w:p>
+      <w:pPr>
+        <w:pStyle w:val="Caption"/>
+      </w:pPr>
+      <w:r>
+        <w:drawing>
+          <wp:inline xmlns:a="http://schemas.openxmlformats.org/drawingml/2006/main" xmlns:pic="http://schemas.openxmlformats.org/drawingml/2006/picture">
+            <wp:extent cx="5486400" cy="7005452"/>
+            <wp:docPr id="2" name="Picture 2"/>
+            <wp:cNvGraphicFramePr>
+              <a:graphicFrameLocks noChangeAspect="1"/>
+            </wp:cNvGraphicFramePr>
+            <a:graphic>
+              <a:graphicData uri="http://schemas.openxmlformats.org/drawingml/2006/picture">
+                <pic:pic>
+                  <pic:nvPicPr>
+                    <pic:cNvPr id="0" name="A 27727-2024 karta knärot.png"/>
+                    <pic:cNvPicPr/>
+                  </pic:nvPicPr>
+                  <pic:blipFill>
+                    <a:blip r:embed="rId17"/>
+                    <a:stretch>
+                      <a:fillRect/>
+                    </a:stretch>
+                  </pic:blipFill>
+                  <pic:spPr>
+                    <a:xfrm>
+                      <a:off x="0" y="0"/>
+                      <a:ext cx="5486400" cy="7005452"/>
+                    </a:xfrm>
+                    <a:prstGeom prst="rect"/>
+                  </pic:spPr>
+                </pic:pic>
+              </a:graphicData>
+            </a:graphic>
+          </wp:inline>
+        </w:drawing>
+      </w:r>
+    </w:p>
+    <w:p>
+      <w:pPr>
+        <w:pStyle w:val="Caption"/>
+        <w:spacing w:after="240"/>
+      </w:pPr>
+      <w:r>
+        <w:t>Figur 2. Fyndplatser och buffertzoner för knärot i det avverkningsanmälda området. Endast fyndplatser vars buffertzoner överlappar med det avverkningsanmälda området har tagits med i visualiseringen. Kartans mittpunktskoordinat är N 6398252, E 579377 i SWEREF 99 TM.</w:t>
       </w:r>
     </w:p>
     <w:p>
@@ -785,7 +885,7 @@
         <w:rPr>
           <w:i/>
         </w:rPr>
-        <w:t>I det avverkningsanmälda skogsområdet har 18 naturvårdsarter varav 8 rödlistade arter sina livsmiljöer och växtplatser.</w:t>
+        <w:t>I det avverkningsanmälda skogsområdet har 19 naturvårdsarter varav 9 rödlistade arter sina livsmiljöer och växtplatser.</w:t>
       </w:r>
     </w:p>
     <w:p>
@@ -983,6 +1083,240 @@
       </w:pPr>
       <w:r>
         <w:t>BILAGA 1 – Fridlysta arter</w:t>
+      </w:r>
+    </w:p>
+    <w:p>
+      <w:pPr>
+        <w:pStyle w:val="Heading1"/>
+      </w:pPr>
+      <w:r>
+        <w:t>Knärot – ekologi samt krav på livsmiljön</w:t>
+      </w:r>
+    </w:p>
+    <w:p>
+      <w:r>
+        <w:t xml:space="preserve">Knärot är typisk art för </w:t>
+      </w:r>
+      <w:r>
+        <w:rPr>
+          <w:i/>
+        </w:rPr>
+        <w:t xml:space="preserve">9010 Taiga </w:t>
+      </w:r>
+      <w:r>
+        <w:t>och</w:t>
+      </w:r>
+      <w:r>
+        <w:rPr>
+          <w:i/>
+        </w:rPr>
+        <w:t xml:space="preserve"> 9050 Näringsrik granskog</w:t>
+      </w:r>
+      <w:r>
+        <w:t>, fridlyst enligt 8 och 15 §§ artskyddsförordningen och klassad som sårbar (VU) enligt rödlistan 2020. Knärot är beroende av hög och jämn luftfuktighet i gamla, ostörda skogsmiljöer och är känslig för snabba förändringar av ljus-/vindförhållanden eller uttorkning. På grund av ett alltför intensivt skogsbruk har den minskat med 40 (25–50) % under de senaste 60 åren och i framtiden bedöms minskningstakten uppgå till 30 (20–40) %. Till följd av att arten har en dokumenterat högre minskningstakt i förhållande till sin generationstid än vad som tidigare varit känt (data från Riksskogstaxeringen) höjdes den till hotkategori sårbar (VU) i rödlistan 2020 (SLU Artdatabanken, 2024).</w:t>
+      </w:r>
+    </w:p>
+    <w:p>
+      <w:r>
+        <w:t>En analys av 79 floraväktarlokaler åren 1990–2015 vilka återbesökts under 2020–2024 visade på en tydlig negativ påverkan på knärotsförekomster från större hyggen i närområdet (inom 150–200 m) vilket indikerar att kanteffekter har en stor påverkan på populationerna. Resultaten bekräftar knärotens känslighet för kanteffekter och visar vikten av att skydda större skogsbestånd för att bevara arten. Om det blir höga andelar (&gt;30%) hyggen inom 200 meter från en knärotsförekomst så ökar risken för att en knärotspopulation dör ut och det verkar det behövas någonstans mellan 100 och 150 meters skyddszon för att bevara arten på lång sikt (Sebestyén &amp; Sundberg, 2025). Detta stöds även av en studie (Johansson et al, 2026) baserad på data från Riksskogstaxeringen som visar att knäroten minskat med 66 % under perioden 1993–2022 samt att det finns en stark korrelation mellan minskande arealer kontinuitetsskog och lokal utdöenderisk. Knäroten uppvisade en mycket låg koloniseringsgrad (0,7 % över 10 år) i kombination med hög lokal utrotningsrisk (75,2 %), där utrotningssannolikheten ökade kraftigt när arealen kontinuitetsskog minskade mellan undersökningar, t.ex. på grund av kalhyggesbruk (Johansson et al., 2026).</w:t>
+      </w:r>
+    </w:p>
+    <w:p>
+      <w:r>
+        <w:t xml:space="preserve">Samuel Johnsons doktorsavhandling </w:t>
+      </w:r>
+      <w:r>
+        <w:rPr>
+          <w:i/>
+        </w:rPr>
+        <w:t>“Retention Forestry as a Conservation Measure for Boreal Forest Ground Vegetation”</w:t>
+      </w:r>
+      <w:r>
+        <w:t xml:space="preserve"> (SLU, Uppsala 2014) visar att det krävs väl tilltagna skyddszoner för att knärotens växtplatser inte ska ta skada av skogsbruksåtgärder i intilliggande områden: </w:t>
+      </w:r>
+      <w:r>
+        <w:rPr>
+          <w:i/>
+        </w:rPr>
+        <w:t xml:space="preserve">“Study III shows that retention patches smaller than 0.5 ha do not lifeboat the sensitive forest herb G. repens, a species that depend on stable microclimatic conditions typical for intact forest stands.” </w:t>
+      </w:r>
+      <w:r>
+        <w:t xml:space="preserve">Vidare </w:t>
+      </w:r>
+      <w:r>
+        <w:rPr>
+          <w:i/>
+        </w:rPr>
+        <w:t>“More sensitive forest species are not lifeboated in retention patches ranging from 0.05 to 0.5 ha (Papers II &amp; III).”</w:t>
+      </w:r>
+    </w:p>
+    <w:p>
+      <w:r>
+        <w:t xml:space="preserve">Johnsons (2014) rekommendation på minst 50 meters breda skyddszoner runt knärotens växtplatser motsvarar en areal på 0,78 hektar, vilket ligger i linje med andra studier som gjorts på känsliga skogsarter: </w:t>
+      </w:r>
+      <w:r>
+        <w:rPr>
+          <w:i/>
+        </w:rPr>
+        <w:t>“In study III I also show that translocated specimens of G. repens survives well in mature forests at least 50 m from the nearest edge to an open area. Moreover, measures of temperature and humidity show that such distances from an open area is far enough to offer a microclimate that is more stable compared to what present in retention patches of around 0.1 ha. This means that the very centre of a circular patch with radius 50 m (equals a size of 0.78 ha) should offer conditions similar to interior forest and would perhaps be a suitable habitat for G. repens and similar species. Previous studies from both North America and Sweden have also concluded that patches between 0.5 and one ha are sufficient for preserving interior forest vegetation as well as sensitive lichens and bryophytes (de Graaf &amp; Roberts 2009; Halpern et al. 2012; Rudolphi et al. 2014).”</w:t>
+      </w:r>
+    </w:p>
+    <w:p>
+      <w:r>
+        <w:t>Ytterligare en studie (Koelmeijer m.fl., 2022) inkluderar knärotens skyddsbehov. I uppsatsen berörs problemet med uttorkning för växter, bl.a. för knärot, ett problem som blivit accentuerat på grund av den pågående klimatförändringen och torra somrar, t.ex. den exceptionellt torra sommaren 2018. I uppsatsen undersöks områden med tre olika avstånd från kalhyggeskant med avseende på skydd bl.a. för knärot. Det första området har avstånd upp till 20 m från hyggeskant (Strong edge effect), det andra 20–40 m från hyggeskant (Weak edge effect) och det tredje avser större avstånd från hyggeskant, där kanteffekten anses vara försumbar (Interior). Ett resultat var att man fann stor eller mycket stor uttorkningseffekt på känsliga och rödlistade skogsarter vid de kortare avstånden till hyggeskant, medan effekt av uttorkning inte konstaterades på större avstånd (Interior). För orkidén knärot fann man en rik förekomst (upp till 0,06 dm2/m2) på stort avstånd från hyggeskant (Interior), medan förekomsten var liten eller närmast försumbar i de områden som klassificerades som Weak edge effect respektive Strong edge effect. Arbetet påpekar att de allt oftare förekommande torra somrarna ger ytterligare skäl att utöka skyddsavståndet från hyggen till den fuktkrävande arten knärot (Koelmeijer m.fl., 2022).</w:t>
+      </w:r>
+    </w:p>
+    <w:p>
+      <w:r>
+        <w:t>Även Skogsstyrelsens egen vägledning för hänsyn till knärot ligger i linje med ovanstående forskningsstudier. Av vägledningen framgår det att för med hög sannolikhet kunna bevara befintliga förekomster krävs relativt stora avsättningar av uppvuxen skog med slutet och relativt tätt kronskikt. Som riktlinje kan krävas ett avstånd på 50 meter in från brynet för att vidmakthålla ett fungerande mikroklimat. Detta innebär att fristående hänsynsytor för många arter (kärlväxter, lavar och mossor) kan behöva ha en area överstigande 0,8 hektar (cirkelyta med radien 50 meter = 0,78 hektar) för att bibehålla lokalklimatet. Även ganska små förändringar i form av förändrade ljus- och fuktighetsförhållanden, till exempel till följd av gallring, kan leda till att arten försvinner till följd av konkurrens med mera ljuskrävande och snabbväxande arter (Skogsstyrelsen, 2022).</w:t>
+      </w:r>
+    </w:p>
+    <w:p>
+      <w:r>
+        <w:t>Vid tillämpning av försiktighetsprincipen enligt 2 kap. 3 § miljöbalken bör sålunda 100–150 meters skyddszon lämnas runt knärotens växtplatser.</w:t>
+      </w:r>
+    </w:p>
+    <w:p>
+      <w:pPr>
+        <w:pStyle w:val="Heading2"/>
+      </w:pPr>
+      <w:r>
+        <w:t>Referenser – knärot</w:t>
+      </w:r>
+    </w:p>
+    <w:p>
+      <w:r>
+        <w:t xml:space="preserve">de Graaf M &amp; Roberts M.R., 2009. </w:t>
+      </w:r>
+      <w:r>
+        <w:rPr>
+          <w:i/>
+        </w:rPr>
+        <w:t xml:space="preserve">Short-term response of the herbaceous layer within leave patches after harvest. </w:t>
+      </w:r>
+      <w:r>
+        <w:t>Forest Ecology and Management 257, 1014–1025.</w:t>
+      </w:r>
+    </w:p>
+    <w:p>
+      <w:r>
+        <w:t xml:space="preserve">Halpern, C. B., Halaj, J., Evans, S. A., &amp; Dovciak, M., 2012. </w:t>
+      </w:r>
+      <w:r>
+        <w:rPr>
+          <w:i/>
+        </w:rPr>
+        <w:t xml:space="preserve">Level and pattern of overstory retention interact to shape long-term responses of understories to timber harvest. </w:t>
+      </w:r>
+      <w:r>
+        <w:t>Ecological Applications, 22, 2049–2064.</w:t>
+      </w:r>
+    </w:p>
+    <w:p>
+      <w:r>
+        <w:t>Johansson, V., Jansson, M. och Bergman, K-O</w:t>
+      </w:r>
+      <w:r>
+        <w:rPr>
+          <w:i/>
+        </w:rPr>
+        <w:t>.</w:t>
+      </w:r>
+      <w:r>
+        <w:t>, 2026.</w:t>
+      </w:r>
+      <w:r>
+        <w:rPr>
+          <w:i/>
+        </w:rPr>
+        <w:t xml:space="preserve"> A 30-year population decline of a threatened forest orchid associated with old growth forests</w:t>
+      </w:r>
+      <w:r>
+        <w:t>. Department of Physics, Chemistry and Biology (IFM), Linköping University.</w:t>
+      </w:r>
+    </w:p>
+    <w:p>
+      <w:r>
+        <w:t xml:space="preserve">Johnson, S., 2014. </w:t>
+      </w:r>
+      <w:r>
+        <w:rPr>
+          <w:i/>
+        </w:rPr>
+        <w:t>Retention Forestry as a Conservation Measure for Boreal Forest Ground Vegetation</w:t>
+      </w:r>
+      <w:r>
+        <w:t>. Doktorsavhandling, SLU, Uppsala.</w:t>
+      </w:r>
+    </w:p>
+    <w:p>
+      <w:r>
+        <w:t xml:space="preserve">Koelmeijer, I. A., Ehrlén, J., Jönsson, M., De Frenne, P., Berg, P., Andersson, J., Weibull, H. &amp; Hylander, N. 2022. </w:t>
+      </w:r>
+      <w:r>
+        <w:rPr>
+          <w:i/>
+        </w:rPr>
+        <w:t xml:space="preserve">Interactive effects of drought and edge exposure on old-growth forest understory species. </w:t>
+      </w:r>
+      <w:r>
+        <w:t>Landscape Ecology, 37, sid 1839–1853.</w:t>
+      </w:r>
+    </w:p>
+    <w:p>
+      <w:r>
+        <w:t xml:space="preserve">Rudolphi, J., Jönsson, M. T., &amp; Gustafsson, L., 2014. </w:t>
+      </w:r>
+      <w:r>
+        <w:rPr>
+          <w:i/>
+        </w:rPr>
+        <w:t xml:space="preserve">Biological legacies buffer local species extinction after logging. </w:t>
+      </w:r>
+      <w:r>
+        <w:t>Journal of Applied Ecology. 51, 53–62.</w:t>
+      </w:r>
+    </w:p>
+    <w:p>
+      <w:r>
+        <w:t xml:space="preserve">Sebestyén, L. och Sundberg, S. 2025.  </w:t>
+      </w:r>
+      <w:r>
+        <w:rPr>
+          <w:i/>
+        </w:rPr>
+        <w:t>Påverkan på knärotslokaler från hyggen i närheten.</w:t>
+      </w:r>
+      <w:r>
+        <w:t xml:space="preserve"> DAPHNE 36:1 2025. Botaniska Sällskapet i Stockholm.</w:t>
+      </w:r>
+    </w:p>
+    <w:p>
+      <w:r>
+        <w:t xml:space="preserve">Skogsstyrelsen, 2022. </w:t>
+      </w:r>
+      <w:r>
+        <w:rPr>
+          <w:i/>
+        </w:rPr>
+        <w:t xml:space="preserve">Vägledning för hänsyn till knärot. </w:t>
+      </w:r>
+      <w:r>
+        <w:t>https://www.skogsstyrelsen.se/lag-och-tillsyn/artskydd/vagledningar-och-kunskapsstod-artskydd/vagledning-for-hansyn-till-knarot/.</w:t>
+      </w:r>
+    </w:p>
+    <w:p>
+      <w:r>
+        <w:t xml:space="preserve">SLU Artdatabanken, 2024. </w:t>
+      </w:r>
+      <w:r>
+        <w:rPr>
+          <w:i/>
+        </w:rPr>
+        <w:t xml:space="preserve">Artfaktablad. Naturvård – artfakta. </w:t>
+      </w:r>
+      <w:r>
+        <w:t>SLU Artdatabanken, Uppsala.</w:t>
       </w:r>
     </w:p>
     <w:p>
@@ -1640,7 +1974,7 @@
     <w:r>
       <w:tab/>
       <w:tab/>
-      <w:t>2026-10-15</w:t>
+      <w:t>2026-10-16</w:t>
       <w:br/>
       <w:br/>
     </w:r>

--- a/klagomål/A 27727-2024 FSC-klagomål.docx
+++ b/klagomål/A 27727-2024 FSC-klagomål.docx
@@ -1974,7 +1974,7 @@
     <w:r>
       <w:tab/>
       <w:tab/>
-      <w:t>2026-10-16</w:t>
+      <w:t>2026-10-17</w:t>
       <w:br/>
       <w:br/>
     </w:r>

--- a/klagomål/A 27727-2024 FSC-klagomål.docx
+++ b/klagomål/A 27727-2024 FSC-klagomål.docx
@@ -1974,7 +1974,7 @@
     <w:r>
       <w:tab/>
       <w:tab/>
-      <w:t>2026-10-17</w:t>
+      <w:t>2026-10-18</w:t>
       <w:br/>
       <w:br/>
     </w:r>

--- a/klagomål/A 27727-2024 FSC-klagomål.docx
+++ b/klagomål/A 27727-2024 FSC-klagomål.docx
@@ -1974,7 +1974,7 @@
     <w:r>
       <w:tab/>
       <w:tab/>
-      <w:t>2026-10-18</w:t>
+      <w:t>2026-10-19</w:t>
       <w:br/>
       <w:br/>
     </w:r>

--- a/klagomål/A 27727-2024 FSC-klagomål.docx
+++ b/klagomål/A 27727-2024 FSC-klagomål.docx
@@ -1974,7 +1974,7 @@
     <w:r>
       <w:tab/>
       <w:tab/>
-      <w:t>2026-10-19</w:t>
+      <w:t>2026-10-20</w:t>
       <w:br/>
       <w:br/>
     </w:r>

--- a/klagomål/A 27727-2024 FSC-klagomål.docx
+++ b/klagomål/A 27727-2024 FSC-klagomål.docx
@@ -1974,7 +1974,7 @@
     <w:r>
       <w:tab/>
       <w:tab/>
-      <w:t>2026-10-20</w:t>
+      <w:t>2026-10-21</w:t>
       <w:br/>
       <w:br/>
     </w:r>

--- a/klagomål/A 27727-2024 FSC-klagomål.docx
+++ b/klagomål/A 27727-2024 FSC-klagomål.docx
@@ -1974,7 +1974,7 @@
     <w:r>
       <w:tab/>
       <w:tab/>
-      <w:t>2026-10-21</w:t>
+      <w:t>2026-10-22</w:t>
       <w:br/>
       <w:br/>
     </w:r>

--- a/klagomål/A 27727-2024 FSC-klagomål.docx
+++ b/klagomål/A 27727-2024 FSC-klagomål.docx
@@ -1974,7 +1974,7 @@
     <w:r>
       <w:tab/>
       <w:tab/>
-      <w:t>2026-10-22</w:t>
+      <w:t>2026-10-23</w:t>
       <w:br/>
       <w:br/>
     </w:r>

--- a/klagomål/A 27727-2024 FSC-klagomål.docx
+++ b/klagomål/A 27727-2024 FSC-klagomål.docx
@@ -1974,7 +1974,7 @@
     <w:r>
       <w:tab/>
       <w:tab/>
-      <w:t>2026-10-23</w:t>
+      <w:t>2026-10-24</w:t>
       <w:br/>
       <w:br/>
     </w:r>

--- a/klagomål/A 27727-2024 FSC-klagomål.docx
+++ b/klagomål/A 27727-2024 FSC-klagomål.docx
@@ -1974,7 +1974,7 @@
     <w:r>
       <w:tab/>
       <w:tab/>
-      <w:t>2026-10-24</w:t>
+      <w:t>2026-10-25</w:t>
       <w:br/>
       <w:br/>
     </w:r>

--- a/klagomål/A 27727-2024 FSC-klagomål.docx
+++ b/klagomål/A 27727-2024 FSC-klagomål.docx
@@ -1974,7 +1974,7 @@
     <w:r>
       <w:tab/>
       <w:tab/>
-      <w:t>2026-10-25</w:t>
+      <w:t>2026-10-26</w:t>
       <w:br/>
       <w:br/>
     </w:r>

--- a/klagomål/A 27727-2024 FSC-klagomål.docx
+++ b/klagomål/A 27727-2024 FSC-klagomål.docx
@@ -1974,7 +1974,7 @@
     <w:r>
       <w:tab/>
       <w:tab/>
-      <w:t>2026-10-26</w:t>
+      <w:t>2026-10-27</w:t>
       <w:br/>
       <w:br/>
     </w:r>

--- a/klagomål/A 27727-2024 FSC-klagomål.docx
+++ b/klagomål/A 27727-2024 FSC-klagomål.docx
@@ -1974,7 +1974,7 @@
     <w:r>
       <w:tab/>
       <w:tab/>
-      <w:t>2026-10-27</w:t>
+      <w:t>2026-10-28</w:t>
       <w:br/>
       <w:br/>
     </w:r>

--- a/klagomål/A 27727-2024 FSC-klagomål.docx
+++ b/klagomål/A 27727-2024 FSC-klagomål.docx
@@ -1974,7 +1974,7 @@
     <w:r>
       <w:tab/>
       <w:tab/>
-      <w:t>2026-10-28</w:t>
+      <w:t>2026-10-29</w:t>
       <w:br/>
       <w:br/>
     </w:r>

--- a/klagomål/A 27727-2024 FSC-klagomål.docx
+++ b/klagomål/A 27727-2024 FSC-klagomål.docx
@@ -1974,7 +1974,7 @@
     <w:r>
       <w:tab/>
       <w:tab/>
-      <w:t>2026-10-29</w:t>
+      <w:t>2026-10-31</w:t>
       <w:br/>
       <w:br/>
     </w:r>
